--- a/template/Soal_SMA_Bahasa_Inggris_TKA_1_Lengkap_50_Soal.docx
+++ b/template/Soal_SMA_Bahasa_Inggris_TKA_1_Lengkap_50_Soal.docx
@@ -17,23 +17,25 @@
           <w:color w:val="1D4ED8"/>
           <w:sz w:val="26"/>
         </w:rPr>
-        <w:t xml:space="preserve">KODE SOAL: </w:t>
-      </w:r>
-      <w:r>
+        <w:t>KODE SOAL: ENG-2026-001</w:t>
+      </w:r>
+    </w:p>
+    <w:p>
+      <w:pPr>
+        <w:pStyle w:val="Normal"/>
         <w:rPr>
           <w:b/>
           <w:color w:val="1D4ED8"/>
           <w:sz w:val="26"/>
         </w:rPr>
-        <w:t>ENG</w:t>
-      </w:r>
+      </w:pPr>
       <w:r>
         <w:rPr>
           <w:b/>
           <w:color w:val="1D4ED8"/>
           <w:sz w:val="26"/>
         </w:rPr>
-        <w:t>-2026-001</w:t>
+        <w:t>JENJANG: SMA</w:t>
       </w:r>
     </w:p>
     <w:p>
@@ -7826,6 +7828,7 @@
         </w:tabs>
         <w:ind w:left="1080" w:hanging="360"/>
       </w:pPr>
+      <w:rPr/>
     </w:lvl>
     <w:lvl w:ilvl="2">
       <w:start w:val="1"/>
@@ -7838,6 +7841,7 @@
         </w:tabs>
         <w:ind w:left="1440" w:hanging="360"/>
       </w:pPr>
+      <w:rPr/>
     </w:lvl>
     <w:lvl w:ilvl="3">
       <w:start w:val="1"/>
@@ -7850,6 +7854,7 @@
         </w:tabs>
         <w:ind w:left="1800" w:hanging="360"/>
       </w:pPr>
+      <w:rPr/>
     </w:lvl>
     <w:lvl w:ilvl="4">
       <w:start w:val="1"/>
@@ -7862,6 +7867,7 @@
         </w:tabs>
         <w:ind w:left="2160" w:hanging="360"/>
       </w:pPr>
+      <w:rPr/>
     </w:lvl>
     <w:lvl w:ilvl="5">
       <w:start w:val="1"/>
@@ -7874,6 +7880,7 @@
         </w:tabs>
         <w:ind w:left="2520" w:hanging="360"/>
       </w:pPr>
+      <w:rPr/>
     </w:lvl>
     <w:lvl w:ilvl="6">
       <w:start w:val="1"/>
@@ -7886,6 +7893,7 @@
         </w:tabs>
         <w:ind w:left="2880" w:hanging="360"/>
       </w:pPr>
+      <w:rPr/>
     </w:lvl>
     <w:lvl w:ilvl="7">
       <w:start w:val="1"/>
@@ -7898,6 +7906,7 @@
         </w:tabs>
         <w:ind w:left="3240" w:hanging="360"/>
       </w:pPr>
+      <w:rPr/>
     </w:lvl>
     <w:lvl w:ilvl="8">
       <w:start w:val="1"/>
@@ -7910,6 +7919,7 @@
         </w:tabs>
         <w:ind w:left="3600" w:hanging="360"/>
       </w:pPr>
+      <w:rPr/>
     </w:lvl>
   </w:abstractNum>
   <w:abstractNum w:abstractNumId="2">
@@ -7939,6 +7949,7 @@
         </w:tabs>
         <w:ind w:left="1080" w:hanging="360"/>
       </w:pPr>
+      <w:rPr/>
     </w:lvl>
     <w:lvl w:ilvl="2">
       <w:start w:val="1"/>
@@ -7951,6 +7962,7 @@
         </w:tabs>
         <w:ind w:left="1440" w:hanging="360"/>
       </w:pPr>
+      <w:rPr/>
     </w:lvl>
     <w:lvl w:ilvl="3">
       <w:start w:val="1"/>
@@ -7963,6 +7975,7 @@
         </w:tabs>
         <w:ind w:left="1800" w:hanging="360"/>
       </w:pPr>
+      <w:rPr/>
     </w:lvl>
     <w:lvl w:ilvl="4">
       <w:start w:val="1"/>
@@ -7975,6 +7988,7 @@
         </w:tabs>
         <w:ind w:left="2160" w:hanging="360"/>
       </w:pPr>
+      <w:rPr/>
     </w:lvl>
     <w:lvl w:ilvl="5">
       <w:start w:val="1"/>
@@ -7987,6 +8001,7 @@
         </w:tabs>
         <w:ind w:left="2520" w:hanging="360"/>
       </w:pPr>
+      <w:rPr/>
     </w:lvl>
     <w:lvl w:ilvl="6">
       <w:start w:val="1"/>
@@ -7999,6 +8014,7 @@
         </w:tabs>
         <w:ind w:left="2880" w:hanging="360"/>
       </w:pPr>
+      <w:rPr/>
     </w:lvl>
     <w:lvl w:ilvl="7">
       <w:start w:val="1"/>
@@ -8011,6 +8027,7 @@
         </w:tabs>
         <w:ind w:left="3240" w:hanging="360"/>
       </w:pPr>
+      <w:rPr/>
     </w:lvl>
     <w:lvl w:ilvl="8">
       <w:start w:val="1"/>
@@ -8023,6 +8040,7 @@
         </w:tabs>
         <w:ind w:left="3600" w:hanging="360"/>
       </w:pPr>
+      <w:rPr/>
     </w:lvl>
   </w:abstractNum>
   <w:abstractNum w:abstractNumId="3">
@@ -8052,6 +8070,7 @@
         </w:tabs>
         <w:ind w:left="1080" w:hanging="360"/>
       </w:pPr>
+      <w:rPr/>
     </w:lvl>
     <w:lvl w:ilvl="2">
       <w:start w:val="1"/>
@@ -8064,6 +8083,7 @@
         </w:tabs>
         <w:ind w:left="1440" w:hanging="360"/>
       </w:pPr>
+      <w:rPr/>
     </w:lvl>
     <w:lvl w:ilvl="3">
       <w:start w:val="1"/>
@@ -8076,6 +8096,7 @@
         </w:tabs>
         <w:ind w:left="1800" w:hanging="360"/>
       </w:pPr>
+      <w:rPr/>
     </w:lvl>
     <w:lvl w:ilvl="4">
       <w:start w:val="1"/>
@@ -8088,6 +8109,7 @@
         </w:tabs>
         <w:ind w:left="2160" w:hanging="360"/>
       </w:pPr>
+      <w:rPr/>
     </w:lvl>
     <w:lvl w:ilvl="5">
       <w:start w:val="1"/>
@@ -8100,6 +8122,7 @@
         </w:tabs>
         <w:ind w:left="2520" w:hanging="360"/>
       </w:pPr>
+      <w:rPr/>
     </w:lvl>
     <w:lvl w:ilvl="6">
       <w:start w:val="1"/>
@@ -8112,6 +8135,7 @@
         </w:tabs>
         <w:ind w:left="2880" w:hanging="360"/>
       </w:pPr>
+      <w:rPr/>
     </w:lvl>
     <w:lvl w:ilvl="7">
       <w:start w:val="1"/>
@@ -8124,6 +8148,7 @@
         </w:tabs>
         <w:ind w:left="3240" w:hanging="360"/>
       </w:pPr>
+      <w:rPr/>
     </w:lvl>
     <w:lvl w:ilvl="8">
       <w:start w:val="1"/>
@@ -8136,6 +8161,7 @@
         </w:tabs>
         <w:ind w:left="3600" w:hanging="360"/>
       </w:pPr>
+      <w:rPr/>
     </w:lvl>
   </w:abstractNum>
   <w:abstractNum w:abstractNumId="4">
@@ -8163,6 +8189,7 @@
         </w:tabs>
         <w:ind w:left="1080" w:hanging="360"/>
       </w:pPr>
+      <w:rPr/>
     </w:lvl>
     <w:lvl w:ilvl="2">
       <w:start w:val="1"/>
@@ -8175,6 +8202,7 @@
         </w:tabs>
         <w:ind w:left="1440" w:hanging="360"/>
       </w:pPr>
+      <w:rPr/>
     </w:lvl>
     <w:lvl w:ilvl="3">
       <w:start w:val="1"/>
@@ -8187,6 +8215,7 @@
         </w:tabs>
         <w:ind w:left="1800" w:hanging="360"/>
       </w:pPr>
+      <w:rPr/>
     </w:lvl>
     <w:lvl w:ilvl="4">
       <w:start w:val="1"/>
@@ -8199,6 +8228,7 @@
         </w:tabs>
         <w:ind w:left="2160" w:hanging="360"/>
       </w:pPr>
+      <w:rPr/>
     </w:lvl>
     <w:lvl w:ilvl="5">
       <w:start w:val="1"/>
@@ -8211,6 +8241,7 @@
         </w:tabs>
         <w:ind w:left="2520" w:hanging="360"/>
       </w:pPr>
+      <w:rPr/>
     </w:lvl>
     <w:lvl w:ilvl="6">
       <w:start w:val="1"/>
@@ -8223,6 +8254,7 @@
         </w:tabs>
         <w:ind w:left="2880" w:hanging="360"/>
       </w:pPr>
+      <w:rPr/>
     </w:lvl>
     <w:lvl w:ilvl="7">
       <w:start w:val="1"/>
@@ -8235,6 +8267,7 @@
         </w:tabs>
         <w:ind w:left="3240" w:hanging="360"/>
       </w:pPr>
+      <w:rPr/>
     </w:lvl>
     <w:lvl w:ilvl="8">
       <w:start w:val="1"/>
@@ -8247,6 +8280,7 @@
         </w:tabs>
         <w:ind w:left="3600" w:hanging="360"/>
       </w:pPr>
+      <w:rPr/>
     </w:lvl>
   </w:abstractNum>
   <w:abstractNum w:abstractNumId="5">
@@ -8274,6 +8308,7 @@
         </w:tabs>
         <w:ind w:left="1080" w:hanging="360"/>
       </w:pPr>
+      <w:rPr/>
     </w:lvl>
     <w:lvl w:ilvl="2">
       <w:start w:val="1"/>
@@ -8286,6 +8321,7 @@
         </w:tabs>
         <w:ind w:left="1440" w:hanging="360"/>
       </w:pPr>
+      <w:rPr/>
     </w:lvl>
     <w:lvl w:ilvl="3">
       <w:start w:val="1"/>
@@ -8298,6 +8334,7 @@
         </w:tabs>
         <w:ind w:left="1800" w:hanging="360"/>
       </w:pPr>
+      <w:rPr/>
     </w:lvl>
     <w:lvl w:ilvl="4">
       <w:start w:val="1"/>
@@ -8310,6 +8347,7 @@
         </w:tabs>
         <w:ind w:left="2160" w:hanging="360"/>
       </w:pPr>
+      <w:rPr/>
     </w:lvl>
     <w:lvl w:ilvl="5">
       <w:start w:val="1"/>
@@ -8322,6 +8360,7 @@
         </w:tabs>
         <w:ind w:left="2520" w:hanging="360"/>
       </w:pPr>
+      <w:rPr/>
     </w:lvl>
     <w:lvl w:ilvl="6">
       <w:start w:val="1"/>
@@ -8334,6 +8373,7 @@
         </w:tabs>
         <w:ind w:left="2880" w:hanging="360"/>
       </w:pPr>
+      <w:rPr/>
     </w:lvl>
     <w:lvl w:ilvl="7">
       <w:start w:val="1"/>
@@ -8346,6 +8386,7 @@
         </w:tabs>
         <w:ind w:left="3240" w:hanging="360"/>
       </w:pPr>
+      <w:rPr/>
     </w:lvl>
     <w:lvl w:ilvl="8">
       <w:start w:val="1"/>
@@ -8358,6 +8399,7 @@
         </w:tabs>
         <w:ind w:left="3600" w:hanging="360"/>
       </w:pPr>
+      <w:rPr/>
     </w:lvl>
   </w:abstractNum>
   <w:abstractNum w:abstractNumId="6">
@@ -8385,6 +8427,7 @@
         </w:tabs>
         <w:ind w:left="1080" w:hanging="360"/>
       </w:pPr>
+      <w:rPr/>
     </w:lvl>
     <w:lvl w:ilvl="2">
       <w:start w:val="1"/>
@@ -8397,6 +8440,7 @@
         </w:tabs>
         <w:ind w:left="1440" w:hanging="360"/>
       </w:pPr>
+      <w:rPr/>
     </w:lvl>
     <w:lvl w:ilvl="3">
       <w:start w:val="1"/>
@@ -8409,6 +8453,7 @@
         </w:tabs>
         <w:ind w:left="1800" w:hanging="360"/>
       </w:pPr>
+      <w:rPr/>
     </w:lvl>
     <w:lvl w:ilvl="4">
       <w:start w:val="1"/>
@@ -8421,6 +8466,7 @@
         </w:tabs>
         <w:ind w:left="2160" w:hanging="360"/>
       </w:pPr>
+      <w:rPr/>
     </w:lvl>
     <w:lvl w:ilvl="5">
       <w:start w:val="1"/>
@@ -8433,6 +8479,7 @@
         </w:tabs>
         <w:ind w:left="2520" w:hanging="360"/>
       </w:pPr>
+      <w:rPr/>
     </w:lvl>
     <w:lvl w:ilvl="6">
       <w:start w:val="1"/>
@@ -8445,6 +8492,7 @@
         </w:tabs>
         <w:ind w:left="2880" w:hanging="360"/>
       </w:pPr>
+      <w:rPr/>
     </w:lvl>
     <w:lvl w:ilvl="7">
       <w:start w:val="1"/>
@@ -8457,6 +8505,7 @@
         </w:tabs>
         <w:ind w:left="3240" w:hanging="360"/>
       </w:pPr>
+      <w:rPr/>
     </w:lvl>
     <w:lvl w:ilvl="8">
       <w:start w:val="1"/>
@@ -8469,6 +8518,7 @@
         </w:tabs>
         <w:ind w:left="3600" w:hanging="360"/>
       </w:pPr>
+      <w:rPr/>
     </w:lvl>
   </w:abstractNum>
   <w:abstractNum w:abstractNumId="7">
@@ -8619,7 +8669,7 @@
   <w:docDefaults>
     <w:rPrDefault>
       <w:rPr>
-        <w:rFonts w:ascii="Cambria" w:hAnsi="Cambria" w:eastAsia="ＭＳ 明朝" w:cs="" w:asciiTheme="minorHAnsi" w:cstheme="minorBidi" w:eastAsiaTheme="minorEastAsia" w:hAnsiTheme="minorHAnsi"/>
+        <w:rFonts w:ascii="Arial" w:hAnsi="Arial" w:eastAsia="DejaVu Sans" w:cs="DejaVu Sans" w:asciiTheme="minorHAnsi" w:cstheme="minorBidi" w:eastAsiaTheme="minorEastAsia" w:hAnsiTheme="minorHAnsi"/>
         <w:sz w:val="22"/>
         <w:szCs w:val="22"/>
         <w:lang w:val="en-US" w:eastAsia="en-US" w:bidi="ar-SA"/>
@@ -8776,6 +8826,7 @@
     <w:rsid w:val="00fc693f"/>
     <w:pPr>
       <w:widowControl/>
+      <w:suppressAutoHyphens w:val="true"/>
       <w:bidi w:val="0"/>
       <w:spacing w:lineRule="auto" w:line="276" w:before="0" w:after="200"/>
       <w:jc w:val="left"/>
@@ -8804,7 +8855,7 @@
       <w:outlineLvl w:val="0"/>
     </w:pPr>
     <w:rPr>
-      <w:rFonts w:ascii="Calibri" w:hAnsi="Calibri" w:eastAsia="ＭＳ ゴシック" w:cs="" w:asciiTheme="majorHAnsi" w:cstheme="majorBidi" w:eastAsiaTheme="majorEastAsia" w:hAnsiTheme="majorHAnsi"/>
+      <w:rFonts w:ascii="Arial" w:hAnsi="Arial" w:eastAsia="DejaVu Sans" w:cs="DejaVu Sans" w:asciiTheme="majorHAnsi" w:cstheme="majorBidi" w:eastAsiaTheme="majorEastAsia" w:hAnsiTheme="majorHAnsi"/>
       <w:b/>
       <w:bCs/>
       <w:color w:themeColor="accent1" w:themeShade="bf" w:val="365F91"/>
@@ -8828,7 +8879,7 @@
       <w:outlineLvl w:val="1"/>
     </w:pPr>
     <w:rPr>
-      <w:rFonts w:ascii="Calibri" w:hAnsi="Calibri" w:eastAsia="ＭＳ ゴシック" w:cs="" w:asciiTheme="majorHAnsi" w:cstheme="majorBidi" w:eastAsiaTheme="majorEastAsia" w:hAnsiTheme="majorHAnsi"/>
+      <w:rFonts w:ascii="Arial" w:hAnsi="Arial" w:eastAsia="DejaVu Sans" w:cs="DejaVu Sans" w:asciiTheme="majorHAnsi" w:cstheme="majorBidi" w:eastAsiaTheme="majorEastAsia" w:hAnsiTheme="majorHAnsi"/>
       <w:b/>
       <w:bCs/>
       <w:color w:themeColor="accent1" w:val="4F81BD"/>
@@ -8852,7 +8903,7 @@
       <w:outlineLvl w:val="2"/>
     </w:pPr>
     <w:rPr>
-      <w:rFonts w:ascii="Calibri" w:hAnsi="Calibri" w:eastAsia="ＭＳ ゴシック" w:cs="" w:asciiTheme="majorHAnsi" w:cstheme="majorBidi" w:eastAsiaTheme="majorEastAsia" w:hAnsiTheme="majorHAnsi"/>
+      <w:rFonts w:ascii="Arial" w:hAnsi="Arial" w:eastAsia="DejaVu Sans" w:cs="DejaVu Sans" w:asciiTheme="majorHAnsi" w:cstheme="majorBidi" w:eastAsiaTheme="majorEastAsia" w:hAnsiTheme="majorHAnsi"/>
       <w:b/>
       <w:bCs/>
       <w:color w:themeColor="accent1" w:val="4F81BD"/>
@@ -8875,7 +8926,7 @@
       <w:outlineLvl w:val="3"/>
     </w:pPr>
     <w:rPr>
-      <w:rFonts w:ascii="Calibri" w:hAnsi="Calibri" w:eastAsia="ＭＳ ゴシック" w:cs="" w:asciiTheme="majorHAnsi" w:cstheme="majorBidi" w:eastAsiaTheme="majorEastAsia" w:hAnsiTheme="majorHAnsi"/>
+      <w:rFonts w:ascii="Arial" w:hAnsi="Arial" w:eastAsia="DejaVu Sans" w:cs="DejaVu Sans" w:asciiTheme="majorHAnsi" w:cstheme="majorBidi" w:eastAsiaTheme="majorEastAsia" w:hAnsiTheme="majorHAnsi"/>
       <w:b/>
       <w:bCs/>
       <w:i/>
@@ -8900,7 +8951,7 @@
       <w:outlineLvl w:val="4"/>
     </w:pPr>
     <w:rPr>
-      <w:rFonts w:ascii="Calibri" w:hAnsi="Calibri" w:eastAsia="ＭＳ ゴシック" w:cs="" w:asciiTheme="majorHAnsi" w:cstheme="majorBidi" w:eastAsiaTheme="majorEastAsia" w:hAnsiTheme="majorHAnsi"/>
+      <w:rFonts w:ascii="Arial" w:hAnsi="Arial" w:eastAsia="DejaVu Sans" w:cs="DejaVu Sans" w:asciiTheme="majorHAnsi" w:cstheme="majorBidi" w:eastAsiaTheme="majorEastAsia" w:hAnsiTheme="majorHAnsi"/>
       <w:color w:themeColor="accent1" w:themeShade="7f" w:val="243F60"/>
     </w:rPr>
   </w:style>
@@ -8921,7 +8972,7 @@
       <w:outlineLvl w:val="5"/>
     </w:pPr>
     <w:rPr>
-      <w:rFonts w:ascii="Calibri" w:hAnsi="Calibri" w:eastAsia="ＭＳ ゴシック" w:cs="" w:asciiTheme="majorHAnsi" w:cstheme="majorBidi" w:eastAsiaTheme="majorEastAsia" w:hAnsiTheme="majorHAnsi"/>
+      <w:rFonts w:ascii="Arial" w:hAnsi="Arial" w:eastAsia="DejaVu Sans" w:cs="DejaVu Sans" w:asciiTheme="majorHAnsi" w:cstheme="majorBidi" w:eastAsiaTheme="majorEastAsia" w:hAnsiTheme="majorHAnsi"/>
       <w:i/>
       <w:iCs/>
       <w:color w:themeColor="accent1" w:themeShade="7f" w:val="243F60"/>
@@ -8944,7 +8995,7 @@
       <w:outlineLvl w:val="6"/>
     </w:pPr>
     <w:rPr>
-      <w:rFonts w:ascii="Calibri" w:hAnsi="Calibri" w:eastAsia="ＭＳ ゴシック" w:cs="" w:asciiTheme="majorHAnsi" w:cstheme="majorBidi" w:eastAsiaTheme="majorEastAsia" w:hAnsiTheme="majorHAnsi"/>
+      <w:rFonts w:ascii="Arial" w:hAnsi="Arial" w:eastAsia="DejaVu Sans" w:cs="DejaVu Sans" w:asciiTheme="majorHAnsi" w:cstheme="majorBidi" w:eastAsiaTheme="majorEastAsia" w:hAnsiTheme="majorHAnsi"/>
       <w:i/>
       <w:iCs/>
       <w:color w:themeColor="text1" w:themeTint="bf" w:val="404040"/>
@@ -8967,7 +9018,7 @@
       <w:outlineLvl w:val="7"/>
     </w:pPr>
     <w:rPr>
-      <w:rFonts w:ascii="Calibri" w:hAnsi="Calibri" w:eastAsia="ＭＳ ゴシック" w:cs="" w:asciiTheme="majorHAnsi" w:cstheme="majorBidi" w:eastAsiaTheme="majorEastAsia" w:hAnsiTheme="majorHAnsi"/>
+      <w:rFonts w:ascii="Arial" w:hAnsi="Arial" w:eastAsia="DejaVu Sans" w:cs="DejaVu Sans" w:asciiTheme="majorHAnsi" w:cstheme="majorBidi" w:eastAsiaTheme="majorEastAsia" w:hAnsiTheme="majorHAnsi"/>
       <w:color w:themeColor="accent1" w:val="4F81BD"/>
       <w:sz w:val="20"/>
       <w:szCs w:val="20"/>
@@ -8990,7 +9041,7 @@
       <w:outlineLvl w:val="8"/>
     </w:pPr>
     <w:rPr>
-      <w:rFonts w:ascii="Calibri" w:hAnsi="Calibri" w:eastAsia="ＭＳ ゴシック" w:cs="" w:asciiTheme="majorHAnsi" w:cstheme="majorBidi" w:eastAsiaTheme="majorEastAsia" w:hAnsiTheme="majorHAnsi"/>
+      <w:rFonts w:ascii="Arial" w:hAnsi="Arial" w:eastAsia="DejaVu Sans" w:cs="DejaVu Sans" w:asciiTheme="majorHAnsi" w:cstheme="majorBidi" w:eastAsiaTheme="majorEastAsia" w:hAnsiTheme="majorHAnsi"/>
       <w:i/>
       <w:iCs/>
       <w:color w:themeColor="text1" w:themeTint="bf" w:val="404040"/>
@@ -9032,7 +9083,7 @@
     <w:qFormat/>
     <w:rsid w:val="00fc693f"/>
     <w:rPr>
-      <w:rFonts w:ascii="Calibri" w:hAnsi="Calibri" w:eastAsia="ＭＳ ゴシック" w:cs="" w:asciiTheme="majorHAnsi" w:cstheme="majorBidi" w:eastAsiaTheme="majorEastAsia" w:hAnsiTheme="majorHAnsi"/>
+      <w:rFonts w:ascii="Arial" w:hAnsi="Arial" w:eastAsia="DejaVu Sans" w:cs="DejaVu Sans" w:asciiTheme="majorHAnsi" w:cstheme="majorBidi" w:eastAsiaTheme="majorEastAsia" w:hAnsiTheme="majorHAnsi"/>
       <w:b/>
       <w:bCs/>
       <w:color w:themeColor="accent1" w:themeShade="bf" w:val="365F91"/>
@@ -9048,7 +9099,7 @@
     <w:qFormat/>
     <w:rsid w:val="00fc693f"/>
     <w:rPr>
-      <w:rFonts w:ascii="Calibri" w:hAnsi="Calibri" w:eastAsia="ＭＳ ゴシック" w:cs="" w:asciiTheme="majorHAnsi" w:cstheme="majorBidi" w:eastAsiaTheme="majorEastAsia" w:hAnsiTheme="majorHAnsi"/>
+      <w:rFonts w:ascii="Arial" w:hAnsi="Arial" w:eastAsia="DejaVu Sans" w:cs="DejaVu Sans" w:asciiTheme="majorHAnsi" w:cstheme="majorBidi" w:eastAsiaTheme="majorEastAsia" w:hAnsiTheme="majorHAnsi"/>
       <w:b/>
       <w:bCs/>
       <w:color w:themeColor="accent1" w:val="4F81BD"/>
@@ -9064,7 +9115,7 @@
     <w:qFormat/>
     <w:rsid w:val="00fc693f"/>
     <w:rPr>
-      <w:rFonts w:ascii="Calibri" w:hAnsi="Calibri" w:eastAsia="ＭＳ ゴシック" w:cs="" w:asciiTheme="majorHAnsi" w:cstheme="majorBidi" w:eastAsiaTheme="majorEastAsia" w:hAnsiTheme="majorHAnsi"/>
+      <w:rFonts w:ascii="Arial" w:hAnsi="Arial" w:eastAsia="DejaVu Sans" w:cs="DejaVu Sans" w:asciiTheme="majorHAnsi" w:cstheme="majorBidi" w:eastAsiaTheme="majorEastAsia" w:hAnsiTheme="majorHAnsi"/>
       <w:b/>
       <w:bCs/>
       <w:color w:themeColor="accent1" w:val="4F81BD"/>
@@ -9078,7 +9129,7 @@
     <w:qFormat/>
     <w:rsid w:val="00fc693f"/>
     <w:rPr>
-      <w:rFonts w:ascii="Calibri" w:hAnsi="Calibri" w:eastAsia="ＭＳ ゴシック" w:cs="" w:asciiTheme="majorHAnsi" w:cstheme="majorBidi" w:eastAsiaTheme="majorEastAsia" w:hAnsiTheme="majorHAnsi"/>
+      <w:rFonts w:ascii="Arial" w:hAnsi="Arial" w:eastAsia="DejaVu Sans" w:cs="DejaVu Sans" w:asciiTheme="majorHAnsi" w:cstheme="majorBidi" w:eastAsiaTheme="majorEastAsia" w:hAnsiTheme="majorHAnsi"/>
       <w:color w:themeColor="text2" w:themeShade="bf" w:val="17365D"/>
       <w:spacing w:val="5"/>
       <w:kern w:val="2"/>
@@ -9094,7 +9145,7 @@
     <w:qFormat/>
     <w:rsid w:val="00fc693f"/>
     <w:rPr>
-      <w:rFonts w:ascii="Calibri" w:hAnsi="Calibri" w:eastAsia="ＭＳ ゴシック" w:cs="" w:asciiTheme="majorHAnsi" w:cstheme="majorBidi" w:eastAsiaTheme="majorEastAsia" w:hAnsiTheme="majorHAnsi"/>
+      <w:rFonts w:ascii="Arial" w:hAnsi="Arial" w:eastAsia="DejaVu Sans" w:cs="DejaVu Sans" w:asciiTheme="majorHAnsi" w:cstheme="majorBidi" w:eastAsiaTheme="majorEastAsia" w:hAnsiTheme="majorHAnsi"/>
       <w:i/>
       <w:iCs/>
       <w:color w:themeColor="accent1" w:val="4F81BD"/>
@@ -9167,7 +9218,7 @@
     <w:qFormat/>
     <w:rsid w:val="00fc693f"/>
     <w:rPr>
-      <w:rFonts w:ascii="Calibri" w:hAnsi="Calibri" w:eastAsia="ＭＳ ゴシック" w:cs="" w:asciiTheme="majorHAnsi" w:cstheme="majorBidi" w:eastAsiaTheme="majorEastAsia" w:hAnsiTheme="majorHAnsi"/>
+      <w:rFonts w:ascii="Arial" w:hAnsi="Arial" w:eastAsia="DejaVu Sans" w:cs="DejaVu Sans" w:asciiTheme="majorHAnsi" w:cstheme="majorBidi" w:eastAsiaTheme="majorEastAsia" w:hAnsiTheme="majorHAnsi"/>
       <w:b/>
       <w:bCs/>
       <w:i/>
@@ -9184,7 +9235,7 @@
     <w:qFormat/>
     <w:rsid w:val="00fc693f"/>
     <w:rPr>
-      <w:rFonts w:ascii="Calibri" w:hAnsi="Calibri" w:eastAsia="ＭＳ ゴシック" w:cs="" w:asciiTheme="majorHAnsi" w:cstheme="majorBidi" w:eastAsiaTheme="majorEastAsia" w:hAnsiTheme="majorHAnsi"/>
+      <w:rFonts w:ascii="Arial" w:hAnsi="Arial" w:eastAsia="DejaVu Sans" w:cs="DejaVu Sans" w:asciiTheme="majorHAnsi" w:cstheme="majorBidi" w:eastAsiaTheme="majorEastAsia" w:hAnsiTheme="majorHAnsi"/>
       <w:color w:themeColor="accent1" w:themeShade="7f" w:val="243F60"/>
     </w:rPr>
   </w:style>
@@ -9197,7 +9248,7 @@
     <w:qFormat/>
     <w:rsid w:val="00fc693f"/>
     <w:rPr>
-      <w:rFonts w:ascii="Calibri" w:hAnsi="Calibri" w:eastAsia="ＭＳ ゴシック" w:cs="" w:asciiTheme="majorHAnsi" w:cstheme="majorBidi" w:eastAsiaTheme="majorEastAsia" w:hAnsiTheme="majorHAnsi"/>
+      <w:rFonts w:ascii="Arial" w:hAnsi="Arial" w:eastAsia="DejaVu Sans" w:cs="DejaVu Sans" w:asciiTheme="majorHAnsi" w:cstheme="majorBidi" w:eastAsiaTheme="majorEastAsia" w:hAnsiTheme="majorHAnsi"/>
       <w:i/>
       <w:iCs/>
       <w:color w:themeColor="accent1" w:themeShade="7f" w:val="243F60"/>
@@ -9212,7 +9263,7 @@
     <w:qFormat/>
     <w:rsid w:val="00fc693f"/>
     <w:rPr>
-      <w:rFonts w:ascii="Calibri" w:hAnsi="Calibri" w:eastAsia="ＭＳ ゴシック" w:cs="" w:asciiTheme="majorHAnsi" w:cstheme="majorBidi" w:eastAsiaTheme="majorEastAsia" w:hAnsiTheme="majorHAnsi"/>
+      <w:rFonts w:ascii="Arial" w:hAnsi="Arial" w:eastAsia="DejaVu Sans" w:cs="DejaVu Sans" w:asciiTheme="majorHAnsi" w:cstheme="majorBidi" w:eastAsiaTheme="majorEastAsia" w:hAnsiTheme="majorHAnsi"/>
       <w:i/>
       <w:iCs/>
       <w:color w:themeColor="text1" w:themeTint="bf" w:val="404040"/>
@@ -9227,7 +9278,7 @@
     <w:qFormat/>
     <w:rsid w:val="00fc693f"/>
     <w:rPr>
-      <w:rFonts w:ascii="Calibri" w:hAnsi="Calibri" w:eastAsia="ＭＳ ゴシック" w:cs="" w:asciiTheme="majorHAnsi" w:cstheme="majorBidi" w:eastAsiaTheme="majorEastAsia" w:hAnsiTheme="majorHAnsi"/>
+      <w:rFonts w:ascii="Arial" w:hAnsi="Arial" w:eastAsia="DejaVu Sans" w:cs="DejaVu Sans" w:asciiTheme="majorHAnsi" w:cstheme="majorBidi" w:eastAsiaTheme="majorEastAsia" w:hAnsiTheme="majorHAnsi"/>
       <w:color w:themeColor="accent1" w:val="4F81BD"/>
       <w:sz w:val="20"/>
       <w:szCs w:val="20"/>
@@ -9242,7 +9293,7 @@
     <w:qFormat/>
     <w:rsid w:val="00fc693f"/>
     <w:rPr>
-      <w:rFonts w:ascii="Calibri" w:hAnsi="Calibri" w:eastAsia="ＭＳ ゴシック" w:cs="" w:asciiTheme="majorHAnsi" w:cstheme="majorBidi" w:eastAsiaTheme="majorEastAsia" w:hAnsiTheme="majorHAnsi"/>
+      <w:rFonts w:ascii="Arial" w:hAnsi="Arial" w:eastAsia="DejaVu Sans" w:cs="DejaVu Sans" w:asciiTheme="majorHAnsi" w:cstheme="majorBidi" w:eastAsiaTheme="majorEastAsia" w:hAnsiTheme="majorHAnsi"/>
       <w:i/>
       <w:iCs/>
       <w:color w:themeColor="text1" w:themeTint="bf" w:val="404040"/>
@@ -9501,12 +9552,13 @@
     <w:rsid w:val="00fc693f"/>
     <w:pPr>
       <w:widowControl/>
+      <w:suppressAutoHyphens w:val="true"/>
       <w:bidi w:val="0"/>
       <w:spacing w:lineRule="auto" w:line="240" w:before="0" w:after="0"/>
       <w:jc w:val="left"/>
     </w:pPr>
     <w:rPr>
-      <w:rFonts w:ascii="Cambria" w:hAnsi="Cambria" w:eastAsia="ＭＳ 明朝" w:cs="" w:asciiTheme="minorHAnsi" w:cstheme="minorBidi" w:eastAsiaTheme="minorEastAsia" w:hAnsiTheme="minorHAnsi"/>
+      <w:rFonts w:ascii="Arial" w:hAnsi="Arial" w:eastAsia="DejaVu Sans" w:cs="DejaVu Sans" w:asciiTheme="minorHAnsi" w:cstheme="minorBidi" w:eastAsiaTheme="minorEastAsia" w:hAnsiTheme="minorHAnsi"/>
       <w:color w:val="auto"/>
       <w:kern w:val="0"/>
       <w:sz w:val="22"/>
@@ -9530,7 +9582,7 @@
       <w:contextualSpacing/>
     </w:pPr>
     <w:rPr>
-      <w:rFonts w:ascii="Calibri" w:hAnsi="Calibri" w:eastAsia="ＭＳ ゴシック" w:cs="" w:asciiTheme="majorHAnsi" w:cstheme="majorBidi" w:eastAsiaTheme="majorEastAsia" w:hAnsiTheme="majorHAnsi"/>
+      <w:rFonts w:ascii="Arial" w:hAnsi="Arial" w:eastAsia="DejaVu Sans" w:cs="DejaVu Sans" w:asciiTheme="majorHAnsi" w:cstheme="majorBidi" w:eastAsiaTheme="majorEastAsia" w:hAnsiTheme="majorHAnsi"/>
       <w:color w:themeColor="text2" w:themeShade="bf" w:val="17365D"/>
       <w:spacing w:val="5"/>
       <w:kern w:val="2"/>
@@ -9548,7 +9600,7 @@
     <w:rsid w:val="00fc693f"/>
     <w:pPr/>
     <w:rPr>
-      <w:rFonts w:ascii="Calibri" w:hAnsi="Calibri" w:eastAsia="ＭＳ ゴシック" w:cs="" w:asciiTheme="majorHAnsi" w:cstheme="majorBidi" w:eastAsiaTheme="majorEastAsia" w:hAnsiTheme="majorHAnsi"/>
+      <w:rFonts w:ascii="Arial" w:hAnsi="Arial" w:eastAsia="DejaVu Sans" w:cs="DejaVu Sans" w:asciiTheme="majorHAnsi" w:cstheme="majorBidi" w:eastAsiaTheme="majorEastAsia" w:hAnsiTheme="majorHAnsi"/>
       <w:i/>
       <w:iCs/>
       <w:color w:themeColor="accent1" w:val="4F81BD"/>
@@ -9781,12 +9833,13 @@
         <w:tab w:val="left" w:pos="3456" w:leader="none"/>
         <w:tab w:val="left" w:pos="4032" w:leader="none"/>
       </w:tabs>
+      <w:suppressAutoHyphens w:val="true"/>
       <w:bidi w:val="0"/>
       <w:spacing w:lineRule="auto" w:line="276" w:before="0" w:after="200"/>
       <w:jc w:val="left"/>
     </w:pPr>
     <w:rPr>
-      <w:rFonts w:ascii="Courier" w:hAnsi="Courier" w:eastAsia="ＭＳ 明朝" w:cs="" w:cstheme="minorBidi" w:eastAsiaTheme="minorEastAsia"/>
+      <w:rFonts w:ascii="Courier" w:hAnsi="Courier" w:eastAsia="DejaVu Sans" w:cs="DejaVu Sans" w:cstheme="minorBidi" w:eastAsiaTheme="minorEastAsia"/>
       <w:color w:val="auto"/>
       <w:kern w:val="0"/>
       <w:sz w:val="20"/>
@@ -12993,7 +13046,6 @@
       <w:pPr>
         <w:spacing w:before="0" w:after="0" w:line="240" w:lineRule="auto"/>
       </w:pPr>
-      <w:rPr/>
       <w:tblPr/>
       <w:tcPr>
         <w:tcBorders>
@@ -13139,7 +13191,6 @@
       <w:pPr>
         <w:spacing w:before="0" w:after="0" w:line="240" w:lineRule="auto"/>
       </w:pPr>
-      <w:rPr/>
       <w:tblPr/>
       <w:tcPr>
         <w:tcBorders>
@@ -13285,7 +13336,6 @@
       <w:pPr>
         <w:spacing w:before="0" w:after="0" w:line="240" w:lineRule="auto"/>
       </w:pPr>
-      <w:rPr/>
       <w:tblPr/>
       <w:tcPr>
         <w:tcBorders>
@@ -13431,7 +13481,6 @@
       <w:pPr>
         <w:spacing w:before="0" w:after="0" w:line="240" w:lineRule="auto"/>
       </w:pPr>
-      <w:rPr/>
       <w:tblPr/>
       <w:tcPr>
         <w:tcBorders>
@@ -13577,7 +13626,6 @@
       <w:pPr>
         <w:spacing w:before="0" w:after="0" w:line="240" w:lineRule="auto"/>
       </w:pPr>
-      <w:rPr/>
       <w:tblPr/>
       <w:tcPr>
         <w:tcBorders>
@@ -13723,7 +13771,6 @@
       <w:pPr>
         <w:spacing w:before="0" w:after="0" w:line="240" w:lineRule="auto"/>
       </w:pPr>
-      <w:rPr/>
       <w:tblPr/>
       <w:tcPr>
         <w:tcBorders>
@@ -13869,7 +13916,6 @@
       <w:pPr>
         <w:spacing w:before="0" w:after="0" w:line="240" w:lineRule="auto"/>
       </w:pPr>
-      <w:rPr/>
       <w:tblPr/>
       <w:tcPr>
         <w:tcBorders>

--- a/template/Soal_SMA_Bahasa_Inggris_TKA_1_Lengkap_50_Soal.docx
+++ b/template/Soal_SMA_Bahasa_Inggris_TKA_1_Lengkap_50_Soal.docx
@@ -36,6 +36,24 @@
           <w:sz w:val="26"/>
         </w:rPr>
         <w:t>JENJANG: SMA</w:t>
+      </w:r>
+    </w:p>
+    <w:p>
+      <w:pPr>
+        <w:pStyle w:val="Normal"/>
+        <w:rPr>
+          <w:b/>
+          <w:color w:val="1D4ED8"/>
+          <w:sz w:val="26"/>
+        </w:rPr>
+      </w:pPr>
+      <w:r>
+        <w:rPr>
+          <w:b/>
+          <w:color w:val="1D4ED8"/>
+          <w:sz w:val="26"/>
+        </w:rPr>
+        <w:t>MAPEL: BAHASA INGGRIS</w:t>
       </w:r>
     </w:p>
     <w:p>
